--- a/Weekly Reports/BCIS309 Weekly Report week09 - McIntosh, Daniel.docx
+++ b/Weekly Reports/BCIS309 Weekly Report week09 - McIntosh, Daniel.docx
@@ -883,7 +883,27 @@
           <w:sz w:val="20"/>
           <w:szCs w:val="20"/>
         </w:rPr>
-        <w:t>, Tuesday 12pm with Abdul</w:t>
+        <w:t xml:space="preserve">, </w:t>
+      </w:r>
+      <w:r>
+        <w:rPr>
+          <w:rFonts w:ascii="Century Gothic" w:hAnsi="Century Gothic"/>
+          <w:b/>
+          <w:bCs/>
+          <w:sz w:val="20"/>
+          <w:szCs w:val="20"/>
+        </w:rPr>
+        <w:t>Monday</w:t>
+      </w:r>
+      <w:r>
+        <w:rPr>
+          <w:rFonts w:ascii="Century Gothic" w:hAnsi="Century Gothic"/>
+          <w:b/>
+          <w:bCs/>
+          <w:sz w:val="20"/>
+          <w:szCs w:val="20"/>
+        </w:rPr>
+        <w:t xml:space="preserve"> 12pm with Abdul</w:t>
       </w:r>
     </w:p>
     <w:p>
@@ -976,25 +996,7 @@
                 <w:sz w:val="22"/>
                 <w:szCs w:val="22"/>
               </w:rPr>
-              <w:t xml:space="preserve">Created a basic Flask app that reports health and implemented a </w:t>
-            </w:r>
-            <w:proofErr w:type="spellStart"/>
-            <w:r>
-              <w:rPr>
-                <w:rFonts w:ascii="Century Gothic" w:hAnsi="Century Gothic"/>
-                <w:sz w:val="22"/>
-                <w:szCs w:val="22"/>
-              </w:rPr>
-              <w:t>pytest</w:t>
-            </w:r>
-            <w:proofErr w:type="spellEnd"/>
-            <w:r>
-              <w:rPr>
-                <w:rFonts w:ascii="Century Gothic" w:hAnsi="Century Gothic"/>
-                <w:sz w:val="22"/>
-                <w:szCs w:val="22"/>
-              </w:rPr>
-              <w:t xml:space="preserve"> tool</w:t>
+              <w:t>Created a basic Flask app that reports health and implemented a pytest tool</w:t>
             </w:r>
             <w:r>
               <w:rPr>
